--- a/documentacion_proyecto/Guia_Armado_Bloque_A.docx
+++ b/documentacion_proyecto/Guia_Armado_Bloque_A.docx
@@ -585,7 +585,7 @@
         <w:spacing w:after="100"/>
       </w:pPr>
       <w:r>
-        <w:t xml:space="preserve">Pull-ups en IN1/IN2: las dos resistencias de 10kΩ, cada una entre 3,3V/5V (según la lógica del módulo) y cada línea IN1/IN2 del módulo de relés. Evitan que los relés disparen solos en el instante del arranque del ESP32, antes de que el firmware defina el estado de los pines.</w:t>
+        <w:t>Pull-ups en IN1/IN2: las dos resistencias de 10kΩ, cada una entre 3,3 V y cada línea IN1/IN2 del módulo de relés (nunca a 5 V: esas líneas van a pines del ESP32, que no toleran 5 V). Evitan que los relés disparen solos en el instante del arranque del ESP32, antes de que el firmware defina el estado de los pines. El relé de Retroceder (IN3, GPIO 27) va en un módulo aparte que es activo-alto: lleva la resistencia de 10 kΩ a GND (pull-down), no a 3,3 V; con pull-up arrancaría cerrado.</w:t>
       </w:r>
     </w:p>
     <w:p>

--- a/documentacion_proyecto/Guia_Armado_Bloque_A.docx
+++ b/documentacion_proyecto/Guia_Armado_Bloque_A.docx
@@ -27,7 +27,7 @@
           <w:sz w:val="24"/>
           <w:szCs w:val="24"/>
         </w:rPr>
-        <w:t xml:space="preserve">Nivel 1: Marcha/Pausa en el telar (Etapa 4)</w:t>
+        <w:t xml:space="preserve">Nivel 1: Marcha, Pausa y Retroceder en el telar (Etapa 4)</w:t>
       </w:r>
     </w:p>
     <w:p>
@@ -136,7 +136,7 @@
         <w:spacing w:after="100"/>
       </w:pPr>
       <w:r>
-        <w:t xml:space="preserve">Verificar el inventario del Bloque A: ESP32, módulo relé 2 canales (5V, optoacoplado), regulador step-down LM2596, diodo Schottky SS34, fusible lento 0,5A + portafusible, supresor TVS P6KE33CA, capacitor electrolítico 470µF 50V, capacitor electrolítico 47µF 50V, 3 capacitores cerámicos 100nF, 2 resistencias 10kΩ ¼W, placa universal + cables + borneras.</w:t>
+        <w:t xml:space="preserve">Verificar el inventario del Bloque A (ver Componentes en placa): ESP32, módulo HLK-5M05 (220 V → 5 V, 1 A), fusible lento de 1 A con portafusible, cable de 220 V con ficha, capacitor electrolítico de 220 a 470 µF, módulo relé de 2 canales (5 V, optoacoplado, activo-bajo) para Marcha y Pausa, módulo relé individual (activo-alto) para Retroceder, 3 optoacopladores PC817, 3 puentes rectificadores DB157, 3 capacitores electrolíticos de 22 a 47 µF 50 V, 3 resistencias de 2,2 kΩ 1 W, 6 resistencias de 10 kΩ ¼ W, 3 capacitores cerámicos de 100 nF, placa universal, borneras y cable multifilar.</w:t>
       </w:r>
     </w:p>
     <w:p>
@@ -145,7 +145,7 @@
         <w:spacing w:after="160" w:before="360"/>
       </w:pPr>
       <w:r>
-        <w:t xml:space="preserve">Fase 1, Etapa de alimentación (24V → 5V), sin el ESP32 todavía</w:t>
+        <w:t xml:space="preserve">Fase 1, Etapa de alimentación (220 V → 5 V), sin el ESP32 todavía</w:t>
       </w:r>
     </w:p>
     <w:p>
@@ -159,7 +159,7 @@
           <w:i w:val="false"/>
           <w:iCs w:val="false"/>
         </w:rPr>
-        <w:t xml:space="preserve">Es la parte más crítica de todo el bloque: convertir los 24V del telar en 5V limpios y protegidos. Se arma primero en protoboard.</w:t>
+        <w:t xml:space="preserve">Es la parte más crítica de todo el bloque: el módulo HLK-5M05 toma 220 V de la red de la planta (no del telar) y entrega 5 V aislados. Todo se conecta con el cable desenchufado, y la primera vez se prueba con alguien que sepa de instalaciones eléctricas presente.</w:t>
       </w:r>
     </w:p>
     <w:p>
@@ -172,7 +172,7 @@
         <w:spacing w:after="100"/>
       </w:pPr>
       <w:r>
-        <w:t xml:space="preserve">Entrada protegida: en serie desde el borne de entrada, el fusible lento de 0,5A con su portafusible (corta ante cortocircuito aguas abajo).</w:t>
+        <w:t xml:space="preserve">Entrada protegida: el fusible lento de 1 A con su portafusible, en serie con la FASE (cable marrón) únicamente, nunca en el neutro. Corta ante un cortocircuito en el módulo o en el cableado.</w:t>
       </w:r>
     </w:p>
     <w:p>
@@ -185,7 +185,7 @@
         <w:spacing w:after="100"/>
       </w:pPr>
       <w:r>
-        <w:t xml:space="preserve">Protección de polaridad: después del fusible, el diodo Schottky SS34 en serie, ánodo hacia la entrada. Si se invierten por error los cables de 24V, bloquea la corriente en vez de dejarla pasar al revés.</w:t>
+        <w:t xml:space="preserve">Conexión de red: después del fusible, la fase a una de las patas AC del HLK-5M05 y el neutro (celeste) a la otra; esas dos patas no tienen polaridad. Empalmes aislados con termocontraíble, sin conectores dupont del lado de 220 V.</w:t>
       </w:r>
     </w:p>
     <w:p>
@@ -198,7 +198,7 @@
         <w:spacing w:after="100"/>
       </w:pPr>
       <w:r>
-        <w:t xml:space="preserve">Supresor de picos: el TVS P6KE33CA en paralelo entre +24V y GND, después del diodo (o incluso antes, lo más cerca posible de la entrada cruda, ya que también protege al propio diodo Schottky de picos negativos grandes). Debe ser bidireccional -el sufijo "C" en P6KE33CA ya lo indica- porque los transitorios inductivos de motores y relés cercanos no siempre van en el mismo sentido respecto a masa.</w:t>
+        <w:t xml:space="preserve">Salida de 5 V: +Vo y −Vo del módulo al bus de 5 V de la placa. Estas SÍ tienen polaridad: invertirlas quema el ESP32. Del lado de 5 V no se toca nada de la red.</w:t>
       </w:r>
     </w:p>
     <w:p>
@@ -211,7 +211,7 @@
         <w:spacing w:after="100"/>
       </w:pPr>
       <w:r>
-        <w:t xml:space="preserve">Capacitor de entrada: electrolítico 470µF 50V en paralelo entre +24V y GND, antes del regulador. Respetar la polaridad (pata larga/+ al positivo).</w:t>
+        <w:t xml:space="preserve">Capacitor del bus: electrolítico de 220 a 470 µF entre 5 V y GND, cerca de los módulos de relé. Sostiene la tensión cuando engancha la bobina de un relé (unos 70 mA de golpe) y evita que el ESP32 se reinicie. Respetar la polaridad (pata larga al +).</w:t>
       </w:r>
     </w:p>
     <w:p>
@@ -224,7 +224,7 @@
         <w:spacing w:after="100"/>
       </w:pPr>
       <w:r>
-        <w:t xml:space="preserve">Regulador step-down LM2596: conectar la entrada a los 24V ya protegidos y, antes de conectar cualquier carga, alimentar con una fuente de banco a 24V, medir la salida con el multímetro y ajustar el trimmer hasta 5,0V exactos. Se hace una sola vez.</w:t>
+        <w:t xml:space="preserve">El HLK-5M05 no tiene ajuste: con el cable enchufado y sin carga, medir la salida con el multímetro en continua. Tiene que dar entre 4,75 y 5,25 V.</w:t>
       </w:r>
     </w:p>
     <w:p>
@@ -237,7 +237,7 @@
         <w:spacing w:after="100"/>
       </w:pPr>
       <w:r>
-        <w:t xml:space="preserve">Capacitores de salida: en la salida de 5V, el electrolítico 47µF 50V en paralelo (filtra ruido de baja frecuencia) y uno de los cerámicos 100nF bien pegado a la salida (filtra ruido de alta frecuencia).</w:t>
+        <w:t xml:space="preserve">Capacitores de desacople: los cerámicos de 100 nF van en la Fase 2, uno junto al ESP32 y uno junto a cada módulo de relé, con las patas lo más cortas posible.</w:t>
       </w:r>
     </w:p>
     <w:p>
@@ -250,7 +250,7 @@
         <w:spacing w:after="100"/>
       </w:pPr>
       <w:r>
-        <w:t xml:space="preserve">Prueba de esta fase: con el multímetro en la salida del LM2596 debe marcar 5V estables, incluso con carga conectada. No avanzar a la Fase 2 hasta confirmar esto.</w:t>
+        <w:t xml:space="preserve">Prueba de esta fase: con el multímetro en el bus de 5 V debe marcar 5 V estables, también con los módulos conectados. No avanzar a la Fase 2 hasta confirmar esto.</w:t>
       </w:r>
     </w:p>
     <w:p>
@@ -273,7 +273,7 @@
           <w:i w:val="false"/>
           <w:iCs w:val="false"/>
         </w:rPr>
-        <w:t xml:space="preserve">El fusible de 0,5A es uno de los componentes más importantes del bloque pese a su bajo costo: sin él, cualquier falla (cortocircuito en el LM2596, relé pegado, error de cableado) se convierte en un cortocircuito sostenido sobre el cableado del telar, con riesgo de daño en los componentes o de calentamiento del cableado.</w:t>
+        <w:t xml:space="preserve">El fusible de 1 A es uno de los componentes más importantes del bloque pese a su bajo costo: sin él, una falla (cortocircuito en el módulo de fuente, error de cableado) queda conectada a la red de la planta sin ninguna protección propia, con riesgo de daño o de calentamiento del cableado.</w:t>
       </w:r>
     </w:p>
     <w:p>
@@ -287,7 +287,7 @@
           <w:i w:val="false"/>
           <w:iCs w:val="false"/>
         </w:rPr>
-        <w:t xml:space="preserve">El fusible de 0,5A lento (marcado "T" / time-delay o anti-surge) suele venir en formato cilíndrico de vidrio 5×20mm, el estándar más común. El portafusible debe ser para ese tamaño, y existen tres variantes:</w:t>
+        <w:t xml:space="preserve">El fusible de 1 A lento (marcado "T" / time-delay o anti-surge) suele venir en formato cilíndrico de vidrio 5×20mm, el estándar más común. El portafusible debe ser para ese tamaño, y existen tres variantes:</w:t>
       </w:r>
     </w:p>
     <w:tbl>
@@ -420,7 +420,7 @@
                 <w:sz w:val="18"/>
                 <w:szCs w:val="18"/>
               </w:rPr>
-              <w:t xml:space="preserve">Se corta el cable de +24V y se intercala; no requiere agujeros ni soldadura</w:t>
+              <w:t xml:space="preserve">Se corta la fase del cable de 220 V y se intercala; no requiere agujeros ni soldadura</w:t>
             </w:r>
           </w:p>
         </w:tc>
@@ -550,7 +550,7 @@
           <w:sz w:val="19"/>
           <w:szCs w:val="19"/>
         </w:rPr>
-        <w:t xml:space="preserve">Recomendación: usar uno en línea para las Fases 1 a 3 (banco de pruebas) y pasar a uno de panel al montar el gabinete final (Fase 5), para poder cambiar el fusible desde afuera sin abrir la caja. Conviene tener 2 o 3 fusibles de 0,5A de repuesto, ya que es un consumible.</w:t>
+        <w:t xml:space="preserve">Recomendación: usar uno en línea para las Fases 1 a 3 (banco de pruebas) y pasar a uno de panel al montar el gabinete final (Fase 5), para poder cambiar el fusible desde afuera sin abrir la caja. Conviene tener 2 o 3 fusibles de 1 A de repuesto, ya que es un consumible.</w:t>
       </w:r>
     </w:p>
     <w:p>
@@ -572,7 +572,7 @@
         <w:spacing w:after="100"/>
       </w:pPr>
       <w:r>
-        <w:t xml:space="preserve">Alimentar el ESP32 y el módulo de relés desde los 5V ya regulados y probados en la Fase 1 (pin 5V/VIN del ESP32 y VCC del módulo de relés), con GND común entre fuente, ESP32 y relés.</w:t>
+        <w:t xml:space="preserve">Alimentar el ESP32 y los módulos de relé desde el bus de 5 V probado en la Fase 1 (pin 5V/VIN del ESP32 y VCC de cada módulo), con GND común entre la fuente, el ESP32 y los relés. El módulo de 2 canales lleva el jumper JD-VCC puesto y se conecta por el conector de señales (GND · IN1 · IN2 · VCC a 5 V). No alimentar el ESP32 por USB y por el bus a la vez.</w:t>
       </w:r>
     </w:p>
     <w:p>
@@ -611,7 +611,7 @@
         <w:spacing w:after="100"/>
       </w:pPr>
       <w:r>
-        <w:t xml:space="preserve">Conexión de señal: un GPIO del ESP32 a IN1 (relé de Marcha) y otro GPIO a IN2 (relé de Pausa). Todavía sin conectar los contactos NO/NC/COM de los relés a nada del telar.</w:t>
+        <w:t xml:space="preserve">Conexión de señal: GPIO 25 a IN1 (relé de Marcha), GPIO 26 a IN2 (relé de Pausa) y GPIO 27 a la señal del módulo de Retroceder. Todavía sin conectar los contactos NO/COM de los relés a nada del telar. El sensado de los tres botones se arma también en esta fase, en banco: por canal, puente DB157, capacitor de 22 a 47 µF, resistencia de 2,2 kΩ 1 W y PC817, con la salida a GPIO 32, 33 y 34 y una resistencia de 10 kΩ de cada pin a 3,3 V (ver el diagrama del Bloque A).</w:t>
       </w:r>
     </w:p>
     <w:p>
@@ -633,7 +633,7 @@
         <w:spacing w:after="100"/>
       </w:pPr>
       <w:r>
-        <w:t xml:space="preserve">Flashear el ESP32 con un sketch simple (no el firmware final) que, al arrancar, deje ambos relés en reposo y dispare cada 3-5 segundos un pulso de 300ms primero en el relé 1 y después en el relé 2.</w:t>
+        <w:t xml:space="preserve">Flashear el ESP32 con un sketch simple (no el firmware final) que, al arrancar, deje los tres relés en reposo y dispare cada 3 a 5 segundos un pulso de 300 ms, primero en el relé de Marcha, después en el de Pausa y después en el de Retroceder.</w:t>
       </w:r>
     </w:p>
     <w:p>
@@ -681,7 +681,7 @@
         <w:spacing w:after="100"/>
       </w:pPr>
       <w:r>
-        <w:t xml:space="preserve">Cortar la alimentación del telar antes de tocar cualquier cable de los botones de Marcha/Pausa.</w:t>
+        <w:t xml:space="preserve">Cortar la alimentación del telar antes de tocar cualquier cable de los botones de Marcha, Pausa y Retroceder.</w:t>
       </w:r>
     </w:p>
     <w:p>
@@ -694,7 +694,7 @@
         <w:spacing w:after="100"/>
       </w:pPr>
       <w:r>
-        <w:t xml:space="preserve">Ubicar los cables de los botones físicos de Marcha y Pausa en el tablero del telar. Los contactos NO (normalmente abierto) + COM de cada relé se conectan en paralelo a esos mismos botones (nunca en serie ni en reemplazo del botón, para que este siga funcionando igual que siempre).</w:t>
+        <w:t xml:space="preserve">Ubicar los cables de los botones físicos de Marcha, Pausa y Retroceder en el tablero del telar. Los contactos NO (normalmente abierto) + COM de cada relé se conectan en paralelo a esos mismos botones (nunca en serie ni en reemplazo del botón, para que este siga funcionando igual que siempre). El mismo par de cada botón alimenta su canal de sensado.</w:t>
       </w:r>
     </w:p>
     <w:p>
@@ -707,7 +707,7 @@
         <w:spacing w:after="100"/>
       </w:pPr>
       <w:r>
-        <w:t xml:space="preserve">Usar cable mallado para estas conexiones (por la vibración del entorno textil) y las borneras atornillables de la placa universal, sin soldar directo sobre el cableado del telar.</w:t>
+        <w:t xml:space="preserve">Usar el cable multifilar de 1 mm² (un par por botón) y las borneras atornillables de la placa universal, sin soldar directo sobre el cableado del telar. No hace falta cable mallado: la señal de contacto seco a 24 V tiene inmunidad de sobra y el telar no tiene variador de frecuencia. Único recaudo: no correrlo pegado y en paralelo al cable del motor.</w:t>
       </w:r>
     </w:p>
     <w:p>
@@ -720,7 +720,7 @@
         <w:spacing w:after="100"/>
       </w:pPr>
       <w:r>
-        <w:t xml:space="preserve">Conectar la malla de protección a GND solo del lado del tablero del ESP32 (un único punto), para evitar bucles de masa.</w:t>
+        <w:t xml:space="preserve">Rotular cada bornera con su botón (Marcha, Pausa, Retroceder) antes de cerrar el gabinete.</w:t>
       </w:r>
     </w:p>
     <w:p>
@@ -756,7 +756,7 @@
           <w:i w:val="false"/>
           <w:iCs w:val="false"/>
         </w:rPr>
-        <w:t xml:space="preserve">Con Marcha y Pausa funcionando por relé, conectar el ESP32 al backend real (WiFi + sondeo cada 2,5s) y probar el flujo completo: cambio de estado desde la web → backend → ESP32 → relé → telar.</w:t>
+        <w:t xml:space="preserve">Con Marcha, Pausa y Retroceder funcionando por relé, conectar el ESP32 al backend real (WiFi + sondeo cada 2,5 s) y probar el flujo completo: cambio de estado desde la web → backend → ESP32 → relé → telar. Probar también el sentido inverso: apretar un botón a mano y ver que la web lo refleje.</w:t>
       </w:r>
     </w:p>
     <w:p>
@@ -778,7 +778,7 @@
         <w:spacing w:after="120"/>
       </w:pPr>
       <w:r>
-        <w:t xml:space="preserve">La documentación del proyecto (secciones 5.2 a 5.4) menciona optoacopladores PC817 y regulador AMS1117 adicionales, que no forman parte del Bloque A: corresponden a una versión más elaborada del diseño (pensada para una PCB propia definitiva). Como el módulo de relés del Bloque A ya viene optoacoplado, no son necesarios para este armado en protoboard/placa universal.</w:t>
+        <w:t xml:space="preserve">Los optoacopladores PC817 del sensado sí forman parte del Bloque A: aíslan los 24 V de alterna de la botonera de los pines del ESP32. Los módulos de relé traen su propio aislamiento para las salidas. La alimentación ya no sale de los 24 V del telar con un regulador LM2596, como en una versión anterior de esta guía: sale de la red de 220 V con el HLK-5M05, independiente de la máquina.</w:t>
       </w:r>
     </w:p>
     <w:p>

--- a/documentacion_proyecto/Guia_Armado_Bloque_A.docx
+++ b/documentacion_proyecto/Guia_Armado_Bloque_A.docx
@@ -159,7 +159,7 @@
           <w:i w:val="false"/>
           <w:iCs w:val="false"/>
         </w:rPr>
-        <w:t xml:space="preserve">Es la parte más crítica de todo el bloque: el módulo HLK-5M05 toma 220 V de la red de la planta (no del telar) y entrega 5 V aislados. Todo se conecta con el cable desenchufado, y la primera vez se prueba con alguien que sepa de instalaciones eléctricas presente.</w:t>
+        <w:t xml:space="preserve">Es la parte más crítica de todo el bloque: el módulo HLK-5M05 toma 220 V de la red de la planta (no del telar) y entrega 5 V aislados. Todo se conecta con el cable desenchufado, y la primera vez se prueba con alguien que sepa de instalaciones eléctricas presente. En el armado definitivo el HLK-5M05 va soldado en una plaqueta chica aparte, con una bornera de 220 V de entrada y una de 5 V de salida: lo que lleva tensión de red queda separado de la placa del ESP32 y del sensado.</w:t>
       </w:r>
     </w:p>
     <w:p>
@@ -598,7 +598,7 @@
         <w:spacing w:after="100"/>
       </w:pPr>
       <w:r>
-        <w:t xml:space="preserve">Los otros 2 capacitores cerámicos 100nF: uno cerca del pin de alimentación del ESP32 y otro cerca del módulo de relés, como desacople local para reducir ruido que pueda resetear el ESP32.</w:t>
+        <w:t xml:space="preserve">Los 3 capacitores cerámicos de 100 nF: uno cerca del pin de alimentación del ESP32 y uno cerca de la alimentación de cada módulo de relé (el de 2 canales y el de Retroceder), como desacople local para reducir el ruido que puede resetear el ESP32.</w:t>
       </w:r>
     </w:p>
     <w:p>

--- a/documentacion_proyecto/Guia_Armado_Bloque_A.docx
+++ b/documentacion_proyecto/Guia_Armado_Bloque_A.docx
@@ -136,7 +136,7 @@
         <w:spacing w:after="100"/>
       </w:pPr>
       <w:r>
-        <w:t xml:space="preserve">Verificar el inventario del Bloque A (ver Componentes en placa): ESP32, módulo HLK-5M05 (220 V → 5 V, 1 A), fusible lento de 1 A con portafusible, cable de 220 V con ficha, capacitor electrolítico de 220 a 470 µF, módulo relé de 2 canales (5 V, optoacoplado, activo-bajo) para Marcha y Pausa, módulo relé individual (activo-alto) para Retroceder, 3 optoacopladores PC817, 3 puentes rectificadores DB157, 3 capacitores electrolíticos de 22 a 47 µF 50 V, 3 resistencias de 2,2 kΩ 1 W, 6 resistencias de 10 kΩ ¼ W, 3 capacitores cerámicos de 100 nF, placa universal, borneras y cable multifilar.</w:t>
+        <w:t xml:space="preserve">Verificar el inventario del Bloque A (ver Componentes en placa): ESP32, módulo HLK-5M05 (220 V → 5 V, 1 A), fusible lento de 1 A con portafusible, cable de 220 V con ficha, capacitor electrolítico de 220 a 470 µF, módulo relé de 2 canales (5 V, optoacoplado, activo-bajo) para Marcha y Pausa, módulo relé individual (activo-alto) para Retroceder, 3 optoacopladores PC817, 3 puentes rectificadores DB157, 3 capacitores electrolíticos de 22 µF 50 V, 3 resistencias de 2,2 kΩ 1 W, 6 resistencias de 10 kΩ ¼ W, 3 capacitores cerámicos de 100 nF, placa universal, borneras y cable multifilar.</w:t>
       </w:r>
     </w:p>
     <w:p>
@@ -585,7 +585,7 @@
         <w:spacing w:after="100"/>
       </w:pPr>
       <w:r>
-        <w:t>Pull-ups en IN1/IN2: las dos resistencias de 10kΩ, cada una entre 3,3 V y cada línea IN1/IN2 del módulo de relés (nunca a 5 V: esas líneas van a pines del ESP32, que no toleran 5 V). Evitan que los relés disparen solos en el instante del arranque del ESP32, antes de que el firmware defina el estado de los pines. El relé de Retroceder (IN3, GPIO 27) va en un módulo aparte que es activo-alto: lleva la resistencia de 10 kΩ a GND (pull-down), no a 3,3 V; con pull-up arrancaría cerrado.</w:t>
+        <w:t>Pull-ups en IN1/IN2: las dos resistencias de 10kΩ, cada una entre 3,3 V y cada línea IN1/IN2 del módulo de relés (nunca a 5 V: esas líneas van a pines del ESP32, que no toleran 5 V). Evitan que los relés disparen solos en el instante del arranque del ESP32, antes de que el firmware defina el estado de los pines. El relé de Retroceder (entrada S, GPIO 27) va en un módulo aparte que es activo-alto: lleva la resistencia de 10 kΩ a GND (pull-down), no a 3,3 V; con pull-up arrancaría cerrado.</w:t>
       </w:r>
     </w:p>
     <w:p>
@@ -611,7 +611,7 @@
         <w:spacing w:after="100"/>
       </w:pPr>
       <w:r>
-        <w:t xml:space="preserve">Conexión de señal: GPIO 25 a IN1 (relé de Marcha), GPIO 26 a IN2 (relé de Pausa) y GPIO 27 a la señal del módulo de Retroceder. Todavía sin conectar los contactos NO/COM de los relés a nada del telar. El sensado de los tres botones se arma también en esta fase, en banco: por canal, puente DB157, capacitor de 22 a 47 µF, resistencia de 2,2 kΩ 1 W y PC817, con la salida a GPIO 32, 33 y 34 y una resistencia de 10 kΩ de cada pin a 3,3 V (ver el diagrama del Bloque A).</w:t>
+        <w:t xml:space="preserve">Conexión de señal: GPIO 25 a IN1 (relé de Marcha), GPIO 26 a IN2 (relé de Pausa) y GPIO 27 a la señal del módulo de Retroceder. Todavía sin conectar los contactos NO/COM de los relés a nada del telar. El sensado de los tres botones se arma también en esta fase, en banco: por canal, puente DB157, capacitor de 22 µF, resistencia de 2,2 kΩ 1 W y PC817, con la salida a GPIO 32, 33 y 34 y una resistencia de 10 kΩ de cada pin a 3,3 V (ver el diagrama del Bloque A).</w:t>
       </w:r>
     </w:p>
     <w:p>
@@ -694,7 +694,7 @@
         <w:spacing w:after="100"/>
       </w:pPr>
       <w:r>
-        <w:t xml:space="preserve">Ubicar los cables de los botones físicos de Marcha, Pausa y Retroceder en el tablero del telar. Los contactos NO (normalmente abierto) + COM de cada relé se conectan en paralelo a esos mismos botones (nunca en serie ni en reemplazo del botón, para que este siga funcionando igual que siempre). El mismo par de cada botón alimenta su canal de sensado.</w:t>
+        <w:t xml:space="preserve">Ubicar los cables de los botones físicos de Marcha, Pausa y Retroceder en el tablero del telar. Los contactos NO (normalmente abierto) + COM de cada relé se conectan en paralelo a esos mismos botones (nunca en serie ni en reemplazo del botón, para que este siga funcionando igual que siempre). El mismo par de cada botón alimenta su canal de sensado. Antes de conectar nada, con el telar encendido y sin tejer, medir en alterna cada par: unos 24 V sin apretar y 0 V apretando. Si da 0 V sin apretar, ese no es el par NA.</w:t>
       </w:r>
     </w:p>
     <w:p>
@@ -756,7 +756,7 @@
           <w:i w:val="false"/>
           <w:iCs w:val="false"/>
         </w:rPr>
-        <w:t xml:space="preserve">Con Marcha, Pausa y Retroceder funcionando por relé, conectar el ESP32 al backend real (WiFi + sondeo cada 2,5 s) y probar el flujo completo: cambio de estado desde la web → backend → ESP32 → relé → telar. Probar también el sentido inverso: apretar un botón a mano y ver que la web lo refleje.</w:t>
+        <w:t xml:space="preserve">Con Marcha, Pausa y Retroceder funcionando por relé, conectar el ESP32 al backend real (WiFi + sondeo cada 2,5 s) y probar el flujo completo: cambio de estado desde la web → backend → ESP32 → relé → telar. Probar también el sentido inverso: apretar un botón a mano, al menos medio segundo, y ver que la web lo refleje al soltarlo.</w:t>
       </w:r>
     </w:p>
     <w:p>

--- a/documentacion_proyecto/Guia_Armado_Bloque_A.docx
+++ b/documentacion_proyecto/Guia_Armado_Bloque_A.docx
@@ -611,7 +611,7 @@
         <w:spacing w:after="100"/>
       </w:pPr>
       <w:r>
-        <w:t xml:space="preserve">Conexión de señal: GPIO 25 a IN1 (relé de Marcha), GPIO 26 a IN2 (relé de Pausa) y GPIO 27 a la señal del módulo de Retroceder. Todavía sin conectar los contactos NO/COM de los relés a nada del telar. El sensado de los tres botones se arma también en esta fase, en banco: por canal, puente DB157, capacitor de 22 µF, resistencia de 2,2 kΩ 1 W y PC817, con la salida a GPIO 32, 33 y 34 y una resistencia de 10 kΩ de cada pin a 3,3 V (ver el diagrama del Bloque A).</w:t>
+        <w:t xml:space="preserve">Conexión de señal: GPIO 25 a IN1 (relé de Marcha), GPIO 26 a IN2 (relé de Pausa) y GPIO 27 a la señal del módulo de Retroceder. Todavía sin conectar los contactos NO/COM de los relés a nada del telar. El sensado de los tres botones se arma también en esta fase, en banco y en su propia plaqueta, unida a la principal por el conector J4 (3,3 V, GND y GPIO 32, 33 y 34): por canal, puente DB157, capacitor de 22 µF, resistencia de 2,2 kΩ 1 W y PC817, con la salida a GPIO 32, 33 y 34 y una resistencia de 10 kΩ de cada pin a 3,3 V (ver el diagrama del Bloque A).</w:t>
       </w:r>
     </w:p>
     <w:p>

--- a/documentacion_proyecto/Guia_Armado_Bloque_A.docx
+++ b/documentacion_proyecto/Guia_Armado_Bloque_A.docx
@@ -136,7 +136,7 @@
         <w:spacing w:after="100"/>
       </w:pPr>
       <w:r>
-        <w:t xml:space="preserve">Verificar el inventario del Bloque A (ver Componentes en placa): ESP32, módulo HLK-5M05 (220 V → 5 V, 1 A), fusible lento de 1 A con portafusible, cable de 220 V con ficha, capacitor electrolítico de 220 a 470 µF, módulo relé de 2 canales (5 V, optoacoplado, activo-bajo) para Marcha y Pausa, módulo relé individual (activo-alto) para Retroceder, 3 optoacopladores PC817, 3 puentes rectificadores DB157, 3 capacitores electrolíticos de 22 a 47 µF 50 V, 3 resistencias de 2,2 kΩ 1 W, 6 resistencias de 10 kΩ ¼ W, 3 capacitores cerámicos de 100 nF, placa universal, borneras y cable multifilar.</w:t>
+        <w:t xml:space="preserve">Verificar el inventario del Bloque A (ver Componentes en placa): ESP32, módulo HLK-5M05 (220 V → 5 V, 1 A), fusible lento de 1 A con portafusible, cable de 220 V con ficha, capacitor electrolítico de 220 a 470 µF, módulo relé de 2 canales (5 V, optoacoplado, activo-bajo) para Marcha y Pausa, módulo relé individual (activo-alto) para Retroceder, 3 optoacopladores PC817, 3 puentes rectificadores DB157, 3 capacitores electrolíticos de 22 µF 50 V, 3 resistencias de 2,2 kΩ 1 W, 6 resistencias de 10 kΩ ¼ W, 3 capacitores cerámicos de 100 nF, placa universal, borneras y cable multifilar.</w:t>
       </w:r>
     </w:p>
     <w:p>
@@ -585,7 +585,7 @@
         <w:spacing w:after="100"/>
       </w:pPr>
       <w:r>
-        <w:t>Pull-ups en IN1/IN2: las dos resistencias de 10kΩ, cada una entre 3,3 V y cada línea IN1/IN2 del módulo de relés (nunca a 5 V: esas líneas van a pines del ESP32, que no toleran 5 V). Evitan que los relés disparen solos en el instante del arranque del ESP32, antes de que el firmware defina el estado de los pines. El relé de Retroceder (IN3, GPIO 27) va en un módulo aparte que es activo-alto: lleva la resistencia de 10 kΩ a GND (pull-down), no a 3,3 V; con pull-up arrancaría cerrado.</w:t>
+        <w:t>Pull-ups en IN1/IN2: las dos resistencias de 10kΩ, cada una entre 3,3 V y cada línea IN1/IN2 del módulo de relés (nunca a 5 V: esas líneas van a pines del ESP32, que no toleran 5 V). Evitan que los relés disparen solos en el instante del arranque del ESP32, antes de que el firmware defina el estado de los pines. El relé de Retroceder (entrada S, GPIO 27) va en un módulo aparte que es activo-alto: lleva la resistencia de 10 kΩ a GND (pull-down), no a 3,3 V; con pull-up arrancaría cerrado.</w:t>
       </w:r>
     </w:p>
     <w:p>
@@ -611,7 +611,7 @@
         <w:spacing w:after="100"/>
       </w:pPr>
       <w:r>
-        <w:t xml:space="preserve">Conexión de señal: GPIO 25 a IN1 (relé de Marcha), GPIO 26 a IN2 (relé de Pausa) y GPIO 27 a la señal del módulo de Retroceder. Todavía sin conectar los contactos NO/COM de los relés a nada del telar. El sensado de los tres botones se arma también en esta fase, en banco: por canal, puente DB157, capacitor de 22 a 47 µF, resistencia de 2,2 kΩ 1 W y PC817, con la salida a GPIO 32, 33 y 34 y una resistencia de 10 kΩ de cada pin a 3,3 V (ver el diagrama del Bloque A).</w:t>
+        <w:t xml:space="preserve">Conexión de señal: GPIO 25 a IN1 (relé de Marcha), GPIO 26 a IN2 (relé de Pausa) y GPIO 27 a la señal del módulo de Retroceder. Todavía sin conectar los contactos NO/COM de los relés a nada del telar. El sensado de los tres botones se arma también en esta fase, en banco y en su propia plaqueta, unida a la principal por el conector J4 (3,3 V, GND y GPIO 32, 33 y 34): por canal, puente DB157, capacitor de 22 µF, resistencia de 2,2 kΩ 1 W y PC817, con la salida a GPIO 32, 33 y 34 y una resistencia de 10 kΩ de cada pin a 3,3 V (ver el diagrama del Bloque A).</w:t>
       </w:r>
     </w:p>
     <w:p>
@@ -694,7 +694,7 @@
         <w:spacing w:after="100"/>
       </w:pPr>
       <w:r>
-        <w:t xml:space="preserve">Ubicar los cables de los botones físicos de Marcha, Pausa y Retroceder en el tablero del telar. Los contactos NO (normalmente abierto) + COM de cada relé se conectan en paralelo a esos mismos botones (nunca en serie ni en reemplazo del botón, para que este siga funcionando igual que siempre). El mismo par de cada botón alimenta su canal de sensado.</w:t>
+        <w:t xml:space="preserve">Ubicar los cables de los botones físicos de Marcha, Pausa y Retroceder en el tablero del telar. Los contactos NO (normalmente abierto) + COM de cada relé se conectan en paralelo a esos mismos botones (nunca en serie ni en reemplazo del botón, para que este siga funcionando igual que siempre). El mismo par de cada botón alimenta su canal de sensado. Antes de conectar nada, con el telar encendido y sin tejer, medir en alterna cada par: unos 24 V sin apretar y 0 V apretando. Si da 0 V sin apretar, ese no es el par NA.</w:t>
       </w:r>
     </w:p>
     <w:p>
@@ -756,7 +756,7 @@
           <w:i w:val="false"/>
           <w:iCs w:val="false"/>
         </w:rPr>
-        <w:t xml:space="preserve">Con Marcha, Pausa y Retroceder funcionando por relé, conectar el ESP32 al backend real (WiFi + sondeo cada 2,5 s) y probar el flujo completo: cambio de estado desde la web → backend → ESP32 → relé → telar. Probar también el sentido inverso: apretar un botón a mano y ver que la web lo refleje.</w:t>
+        <w:t xml:space="preserve">Con Marcha, Pausa y Retroceder funcionando por relé, conectar el ESP32 al backend real (WiFi + sondeo cada 2,5 s) y probar el flujo completo: cambio de estado desde la web → backend → ESP32 → relé → telar. Probar también el sentido inverso: apretar un botón a mano, al menos medio segundo, y ver que la web lo refleje al soltarlo.</w:t>
       </w:r>
     </w:p>
     <w:p>

--- a/documentacion_proyecto/Guia_Armado_Bloque_A.docx
+++ b/documentacion_proyecto/Guia_Armado_Bloque_A.docx
@@ -65,7 +65,7 @@
           <w:i w:val="false"/>
           <w:iCs w:val="false"/>
         </w:rPr>
-        <w:t xml:space="preserve">Esta guía explica, en orden, cómo armar y poner en marcha los componentes del Bloque A (ver Lista de componentes, Control de Trama), hasta dejar funcionando el control de Marcha/Pausa del telar por relé, en paralelo a los botones físicos existentes.</w:t>
+        <w:t xml:space="preserve">Esta guía explica, en orden, cómo armar y poner en marcha los componentes del Bloque A (ver Lista de componentes, Control de Trama), hasta dejar funcionando el control de Marcha, Pausa y Retroceder del telar por relé, en paralelo a los botones físicos existentes.</w:t>
       </w:r>
     </w:p>
     <w:p>
@@ -211,7 +211,7 @@
         <w:spacing w:after="100"/>
       </w:pPr>
       <w:r>
-        <w:t xml:space="preserve">Capacitor del bus: electrolítico de 220 a 470 µF entre 5 V y GND, cerca de los módulos de relé. Sostiene la tensión cuando engancha la bobina de un relé (unos 70 mA de golpe) y evita que el ESP32 se reinicie. Respetar la polaridad (pata larga al +).</w:t>
+        <w:t xml:space="preserve">Capacitor del bus: electrolítico de 220 a 470 µF entre 5 V y GND, en la entrada del bus de la plaqueta principal (junto a J1). Sostiene la tensión cuando engancha la bobina de un relé (unos 70 mA de golpe) y evita que el ESP32 se reinicie. Respetar la polaridad (pata larga al +).</w:t>
       </w:r>
     </w:p>
     <w:p>
@@ -585,7 +585,7 @@
         <w:spacing w:after="100"/>
       </w:pPr>
       <w:r>
-        <w:t>Pull-ups en IN1/IN2: las dos resistencias de 10kΩ, cada una entre 3,3 V y cada línea IN1/IN2 del módulo de relés (nunca a 5 V: esas líneas van a pines del ESP32, que no toleran 5 V). Evitan que los relés disparen solos en el instante del arranque del ESP32, antes de que el firmware defina el estado de los pines. El relé de Retroceder (entrada S, GPIO 27) va en un módulo aparte que es activo-alto: lleva la resistencia de 10 kΩ a GND (pull-down), no a 3,3 V; con pull-up arrancaría cerrado.</w:t>
+        <w:t>Pull-ups en IN1/IN2: las dos resistencias de 10 kΩ, cada una entre 3,3 V y cada línea IN1/IN2 del módulo de relés (nunca a 5 V: esas líneas van a pines del ESP32, que no toleran 5 V). Evitan que los relés disparen solos en el instante del arranque del ESP32, antes de que el firmware defina el estado de los pines. El relé de Retroceder (entrada S, GPIO 27) va en un módulo aparte que es activo-alto: lleva la resistencia de 10 kΩ a GND (pull-down), no a 3,3 V; con pull-up arrancaría cerrado.</w:t>
       </w:r>
     </w:p>
     <w:p>
@@ -659,7 +659,7 @@
         <w:spacing w:after="100"/>
       </w:pPr>
       <w:r>
-        <w:t xml:space="preserve">Validado esto, cargar el firmware real (el que sondea el backend cada 2,5s) y seguir probando en banco, verificando que los pulsos de relé respondan a los cambios de estado enviados desde el backend/web.</w:t>
+        <w:t xml:space="preserve">Validado esto, cargar el firmware real (el que sondea el backend cada 2,5 s) y seguir probando en banco, verificando que los pulsos de relé respondan a los cambios de estado enviados desde el backend/web.</w:t>
       </w:r>
     </w:p>
     <w:p>

--- a/documentacion_proyecto/Guia_Armado_Bloque_A.docx
+++ b/documentacion_proyecto/Guia_Armado_Bloque_A.docx
@@ -4,6 +4,7 @@
   <w:body>
     <w:p>
       <w:pPr>
+        <w:keepNext/>
         <w:spacing w:after="100"/>
       </w:pPr>
       <w:r>
@@ -48,6 +49,7 @@
     <w:p>
       <w:pPr>
         <w:pStyle w:val="Heading1"/>
+        <w:keepNext/>
         <w:spacing w:after="160" w:before="360"/>
       </w:pPr>
       <w:r>
@@ -94,6 +96,7 @@
     <w:p>
       <w:pPr>
         <w:pStyle w:val="Heading1"/>
+        <w:keepNext/>
         <w:spacing w:after="160" w:before="360"/>
       </w:pPr>
       <w:r>
@@ -142,6 +145,7 @@
     <w:p>
       <w:pPr>
         <w:pStyle w:val="Heading1"/>
+        <w:keepNext/>
         <w:spacing w:after="160" w:before="360"/>
       </w:pPr>
       <w:r>
@@ -256,6 +260,7 @@
     <w:p>
       <w:pPr>
         <w:pStyle w:val="Heading2"/>
+        <w:keepNext/>
         <w:spacing w:after="120" w:before="240"/>
       </w:pPr>
       <w:r>
@@ -309,6 +314,7 @@
       </w:tblGrid>
       <w:tr>
         <w:trPr>
+          <w:cantSplit/>
           <w:tblHeader/>
         </w:trPr>
         <w:tc>
@@ -370,6 +376,9 @@
         </w:tc>
       </w:tr>
       <w:tr>
+        <w:trPr>
+          <w:cantSplit/>
+        </w:trPr>
         <w:tc>
           <w:tcPr>
             <w:tcW w:type="dxa" w:w="2600"/>
@@ -426,6 +435,9 @@
         </w:tc>
       </w:tr>
       <w:tr>
+        <w:trPr>
+          <w:cantSplit/>
+        </w:trPr>
         <w:tc>
           <w:tcPr>
             <w:tcW w:type="dxa" w:w="2600"/>
@@ -482,6 +494,9 @@
         </w:tc>
       </w:tr>
       <w:tr>
+        <w:trPr>
+          <w:cantSplit/>
+        </w:trPr>
         <w:tc>
           <w:tcPr>
             <w:tcW w:type="dxa" w:w="2600"/>
@@ -556,6 +571,7 @@
     <w:p>
       <w:pPr>
         <w:pStyle w:val="Heading1"/>
+        <w:keepNext/>
         <w:spacing w:after="160" w:before="360"/>
       </w:pPr>
       <w:r>
@@ -617,6 +633,7 @@
     <w:p>
       <w:pPr>
         <w:pStyle w:val="Heading1"/>
+        <w:keepNext/>
         <w:spacing w:after="160" w:before="360"/>
       </w:pPr>
       <w:r>
@@ -665,6 +682,7 @@
     <w:p>
       <w:pPr>
         <w:pStyle w:val="Heading1"/>
+        <w:keepNext/>
         <w:spacing w:after="160" w:before="360"/>
       </w:pPr>
       <w:r>
@@ -739,6 +757,7 @@
     <w:p>
       <w:pPr>
         <w:pStyle w:val="Heading1"/>
+        <w:keepNext/>
         <w:spacing w:after="160" w:before="360"/>
       </w:pPr>
       <w:r>
@@ -762,6 +781,7 @@
     <w:p>
       <w:pPr>
         <w:pStyle w:val="Heading1"/>
+        <w:keepNext/>
         <w:spacing w:after="160" w:before="360"/>
       </w:pPr>
       <w:r>
@@ -1111,7 +1131,11 @@
 <file path=word/styles.xml><?xml version="1.0" encoding="utf-8"?>
 <w:styles xmlns:mc="http://schemas.openxmlformats.org/markup-compatibility/2006" xmlns:r="http://schemas.openxmlformats.org/officeDocument/2006/relationships" xmlns:w="http://schemas.openxmlformats.org/wordprocessingml/2006/main" xmlns:w14="http://schemas.microsoft.com/office/word/2010/wordml" xmlns:w15="http://schemas.microsoft.com/office/word/2012/wordml" mc:Ignorable="w14 w15">
   <w:docDefaults>
-    <w:rPrDefault/>
+    <w:rPrDefault>
+      <w:rPr>
+        <w:rFonts w:ascii="IBM Plex Sans" w:eastAsia="IBM Plex Sans" w:hAnsi="IBM Plex Sans" w:cs="IBM Plex Sans"/>
+      </w:rPr>
+    </w:rPrDefault>
     <w:pPrDefault/>
   </w:docDefaults>
   <w:style w:type="paragraph" w:styleId="Title">

--- a/documentacion_proyecto/Guia_Armado_Bloque_A.docx
+++ b/documentacion_proyecto/Guia_Armado_Bloque_A.docx
@@ -74,8 +74,8 @@
       <w:pPr>
         <w:pBdr>
           <w:top w:val="none"/>
+          <w:left w:val="single" w:color="C00000" w:sz="24"/>
           <w:bottom w:val="none"/>
-          <w:left w:val="single" w:color="C00000" w:sz="24"/>
           <w:right w:val="none"/>
         </w:pBdr>
         <w:shd w:fill="FCE8E8" w:val="clear"/>

--- a/documentacion_proyecto/Guia_Armado_Bloque_A.docx
+++ b/documentacion_proyecto/Guia_Armado_Bloque_A.docx
@@ -139,7 +139,7 @@
         <w:spacing w:after="100"/>
       </w:pPr>
       <w:r>
-        <w:t xml:space="preserve">Verificar el inventario del Bloque A (ver Componentes en placa): ESP32, módulo HLK-5M05 (220 V → 5 V, 1 A), fusible lento de 1 A con portafusible, cable de 220 V con ficha, capacitor electrolítico de 220 a 470 µF, módulo relé de 2 canales (5 V, optoacoplado, activo-bajo) para Marcha y Pausa, módulo relé individual (activo-alto) para Retroceder, 3 optoacopladores PC817, 3 puentes rectificadores DB157, 3 capacitores electrolíticos de 22 µF 50 V, 3 resistencias de 2,2 kΩ 1 W, 6 resistencias de 10 kΩ ¼ W, 3 capacitores cerámicos de 100 nF, placa universal, borneras y cable multifilar.</w:t>
+        <w:t xml:space="preserve">Verificar el inventario del Bloque A (ver Componentes en placa): ESP32, módulo HLK-5M05 (220 V → 5 V, 1 A), fusible lento de 1 A con portafusible, cable de 220 V con ficha, capacitor electrolítico de 470 µF (16 V o más), módulo relé de 2 canales (5 V, optoacoplado, activo-bajo) para Marcha y Pausa, módulo relé individual (activo-alto) para Retroceder, 3 optoacopladores PC817, 3 puentes rectificadores DB157, 3 capacitores electrolíticos de 22 µF 50 V, 3 resistencias de 2,2 kΩ 1 W, 6 resistencias de 10 kΩ ¼ W, 3 capacitores cerámicos de 100 nF, placa universal, borneras y cable multifilar.</w:t>
       </w:r>
     </w:p>
     <w:p>
@@ -215,7 +215,7 @@
         <w:spacing w:after="100"/>
       </w:pPr>
       <w:r>
-        <w:t xml:space="preserve">Capacitor del bus: electrolítico de 220 a 470 µF entre 5 V y GND, en la entrada del bus de la plaqueta principal (junto a J1). Sostiene la tensión cuando engancha la bobina de un relé (unos 70 mA de golpe) y evita que el ESP32 se reinicie. Respetar la polaridad (pata larga al +).</w:t>
+        <w:t xml:space="preserve">Capacitor del bus: electrolítico de 470 µF (16 V o más) entre 5 V y GND, en la entrada del bus de la plaqueta principal (junto a J1). Sostiene la tensión cuando engancha la bobina de un relé (unos 70 mA de golpe) y evita que el ESP32 se reinicie. Respetar la polaridad (pata larga al +).</w:t>
       </w:r>
     </w:p>
     <w:p>

--- a/documentacion_proyecto/Guia_Armado_Bloque_A.docx
+++ b/documentacion_proyecto/Guia_Armado_Bloque_A.docx
@@ -139,7 +139,7 @@
         <w:spacing w:after="100"/>
       </w:pPr>
       <w:r>
-        <w:t xml:space="preserve">Verificar el inventario del Bloque A (ver Componentes en placa): ESP32, módulo HLK-5M05 (220 V → 5 V, 1 A), fusible lento de 1 A con portafusible, cable de 220 V con ficha, capacitor electrolítico de 470 µF (16 V o más), módulo relé de 2 canales (5 V, optoacoplado, activo-bajo) para Marcha y Pausa, módulo relé individual (activo-alto) para Retroceder, 3 optoacopladores PC817, 3 puentes rectificadores DB157, 3 capacitores electrolíticos de 22 µF 50 V, 3 resistencias de 2,2 kΩ 1 W, 6 resistencias de 10 kΩ ¼ W, 3 capacitores cerámicos de 100 nF, placa universal, borneras y cable multifilar.</w:t>
+        <w:t xml:space="preserve">Verificar el inventario del Bloque A (ver Componentes en placa): ESP32, módulo HLK-5M05 (220 V → 5 V, 1 A), fusible lento de 1 A con portafusible, cable de 220 V con ficha, capacitor electrolítico de 470 µF (16 V o más), módulo relé de 2 canales (5 V, optoacoplado, activo-bajo) para Marcha y Pausa, módulo relé individual (activo-alto) para Retroceder, 3 optoacopladores PC817, 3 puentes rectificadores DB157, 3 capacitores electrolíticos de 22 µF 50 V, 3 resistencias de 2,2 kΩ 1 W, 4 resistencias de 10 kΩ ¼ W, 3 capacitores cerámicos de 100 nF, placa universal, borneras y cable multifilar.</w:t>
       </w:r>
     </w:p>
     <w:p>
@@ -627,7 +627,7 @@
         <w:spacing w:after="100"/>
       </w:pPr>
       <w:r>
-        <w:t xml:space="preserve">Conexión de señal: GPIO 25 a IN1 (relé de Marcha), GPIO 26 a IN2 (relé de Pausa) y GPIO 27 a la señal del módulo de Retroceder. Todavía sin conectar los contactos NO/COM de los relés a nada del telar. El sensado de los tres botones se arma también en esta fase, en banco y en su propia plaqueta, unida a la principal por el conector J4 (3,3 V, GND y GPIO 32, 33 y 34): por canal, puente DB157, capacitor de 22 µF, resistencia de 2,2 kΩ 1 W y PC817, con la salida a GPIO 32, 33 y 34 y una resistencia de 10 kΩ de cada pin a 3,3 V (ver el diagrama del Bloque A).</w:t>
+        <w:t xml:space="preserve">Conexión de señal: GPIO 25 a IN1 (relé de Marcha), GPIO 26 a IN2 (relé de Pausa) y GPIO 27 a la señal del módulo de Retroceder. Todavía sin conectar los contactos NO/COM de los relés a nada del telar. El sensado de los tres botones se arma también en esta fase, en banco y en su propia plaqueta, unida a la principal por el conector J4 (3,3 V, GND y GPIO 32, 33 y 34): por canal, puente DB157, capacitor de 22 µF, resistencia de 2,2 kΩ 1 W y PC817, con la salida a GPIO 32, 33 y 34. Solo el GPIO 34 lleva una resistencia de 10 kΩ a 3,3 V, porque no tiene resistencia interna; el 32 y el 33 usan la pull-up interna del ESP32, que activa el firmware (ver el diagrama del Bloque A).</w:t>
       </w:r>
     </w:p>
     <w:p>
